--- a/landing/src/content/docs/tools/terminal.md.docx
+++ b/landing/src/content/docs/tools/terminal.md.docx
@@ -85,6 +85,7 @@
           <w:numId w:val="1"/>
         </w:numPr>
         <w:ind w:left="720" w:hanging="360"/>
+        <w:rPr/>
       </w:pPr>
       <w:r>
         <w:rPr>
@@ -100,6 +101,7 @@
           <w:numId w:val="1"/>
         </w:numPr>
         <w:ind w:left="720" w:hanging="360"/>
+        <w:rPr/>
       </w:pPr>
       <w:r>
         <w:rPr>
@@ -115,6 +117,7 @@
           <w:numId w:val="1"/>
         </w:numPr>
         <w:ind w:left="720" w:hanging="360"/>
+        <w:rPr/>
       </w:pPr>
       <w:r>
         <w:rPr>
@@ -130,6 +133,7 @@
           <w:numId w:val="1"/>
         </w:numPr>
         <w:ind w:left="720" w:hanging="360"/>
+        <w:rPr/>
       </w:pPr>
       <w:r>
         <w:rPr>
@@ -145,6 +149,7 @@
           <w:numId w:val="1"/>
         </w:numPr>
         <w:ind w:left="720" w:hanging="360"/>
+        <w:rPr/>
       </w:pPr>
       <w:r>
         <w:rPr>
@@ -160,6 +165,7 @@
           <w:numId w:val="1"/>
         </w:numPr>
         <w:ind w:left="720" w:hanging="360"/>
+        <w:rPr/>
       </w:pPr>
       <w:r>
         <w:rPr>
@@ -175,6 +181,7 @@
           <w:numId w:val="1"/>
         </w:numPr>
         <w:ind w:left="720" w:hanging="360"/>
+        <w:rPr/>
       </w:pPr>
       <w:r>
         <w:rPr>
@@ -264,7 +271,7 @@
         <w:pStyle w:val="Heading2"/>
         <w:rPr/>
       </w:pPr>
-      <w:bookmarkStart w:colFirst="0" w:colLast="0" w:name="_dks5w7zdjnpe" w:id="0"/>
+      <w:bookmarkStart w:colFirst="0" w:colLast="0" w:name="_4bh7cdxsfahz" w:id="0"/>
       <w:bookmarkEnd w:id="0"/>
       <w:r>
         <w:rPr>
@@ -339,7 +346,7 @@
         <w:pStyle w:val="Heading2"/>
         <w:rPr/>
       </w:pPr>
-      <w:bookmarkStart w:colFirst="0" w:colLast="0" w:name="_s0i7b41kitfo" w:id="1"/>
+      <w:bookmarkStart w:colFirst="0" w:colLast="0" w:name="_2u9ij07bdnv5" w:id="1"/>
       <w:bookmarkEnd w:id="1"/>
       <w:r>
         <w:rPr>
@@ -414,7 +421,7 @@
         <w:pStyle w:val="Heading2"/>
         <w:rPr/>
       </w:pPr>
-      <w:bookmarkStart w:colFirst="0" w:colLast="0" w:name="_myzyf851si9c" w:id="2"/>
+      <w:bookmarkStart w:colFirst="0" w:colLast="0" w:name="_qarlnxulm46j" w:id="2"/>
       <w:bookmarkEnd w:id="2"/>
       <w:r>
         <w:rPr>
@@ -481,6 +488,7 @@
           <w:numId w:val="1"/>
         </w:numPr>
         <w:ind w:left="720" w:hanging="360"/>
+        <w:rPr/>
       </w:pPr>
       <w:r>
         <w:rPr>
@@ -503,6 +511,7 @@
           <w:numId w:val="1"/>
         </w:numPr>
         <w:ind w:left="720" w:hanging="360"/>
+        <w:rPr/>
       </w:pPr>
       <w:r>
         <w:rPr>
@@ -525,6 +534,7 @@
           <w:numId w:val="1"/>
         </w:numPr>
         <w:ind w:left="720" w:hanging="360"/>
+        <w:rPr/>
       </w:pPr>
       <w:r>
         <w:rPr>
@@ -547,6 +557,7 @@
           <w:numId w:val="1"/>
         </w:numPr>
         <w:ind w:left="720" w:hanging="360"/>
+        <w:rPr/>
       </w:pPr>
       <w:r>
         <w:rPr>
@@ -603,7 +614,7 @@
         <w:pStyle w:val="Heading2"/>
         <w:rPr/>
       </w:pPr>
-      <w:bookmarkStart w:colFirst="0" w:colLast="0" w:name="_8dzua4gu2o8o" w:id="3"/>
+      <w:bookmarkStart w:colFirst="0" w:colLast="0" w:name="_jeygu1u1hsbm" w:id="3"/>
       <w:bookmarkEnd w:id="3"/>
       <w:r>
         <w:rPr>
@@ -628,7 +639,7 @@
         <w:pStyle w:val="Heading2"/>
         <w:rPr/>
       </w:pPr>
-      <w:bookmarkStart w:colFirst="0" w:colLast="0" w:name="_4r9ehzplpsbc" w:id="4"/>
+      <w:bookmarkStart w:colFirst="0" w:colLast="0" w:name="_29j6ol60qv2b" w:id="4"/>
       <w:bookmarkEnd w:id="4"/>
       <w:r>
         <w:rPr>
